--- a/report_assets/KHCN templates/Giấy tờ pháp lý/Cam ket tai san cua ben thu 3.docx
+++ b/report_assets/KHCN templates/Giấy tờ pháp lý/Cam ket tai san cua ben thu 3.docx
@@ -359,6 +359,153 @@
     </w:p>
     <w:p>
       <w:pPr>
+        <w:widowControl w:val="0"/>
+        <w:spacing w:line="276" w:lineRule="auto"/>
+        <w:ind w:firstLine="567"/>
+        <w:contextualSpacing/>
+        <w:jc w:val="both"/>
+        <w:rPr>
+          <w:sz w:val="26"/>
+          <w:szCs w:val="26"/>
+        </w:rPr>
+      </w:pPr>
+      <w:r>
+        <w:rPr>
+          <w:sz w:val="26"/>
+          <w:szCs w:val="26"/>
+        </w:rPr>
+        <w:t>[#ĐSH]</w:t>
+      </w:r>
+    </w:p>
+    <w:p>
+      <w:pPr>
+        <w:widowControl w:val="0"/>
+        <w:spacing w:line="276" w:lineRule="auto"/>
+        <w:ind w:firstLine="567"/>
+        <w:contextualSpacing/>
+        <w:jc w:val="both"/>
+        <w:rPr>
+          <w:sz w:val="26"/>
+          <w:szCs w:val="26"/>
+        </w:rPr>
+      </w:pPr>
+      <w:r>
+        <w:rPr>
+          <w:sz w:val="26"/>
+          <w:szCs w:val="26"/>
+        </w:rPr>
+        <w:t>* Họ tên: [ĐSH.Họ và tên]. Sinh năm: [ĐSH.Năm sinh]</w:t>
+      </w:r>
+    </w:p>
+    <w:p>
+      <w:pPr>
+        <w:widowControl w:val="0"/>
+        <w:spacing w:line="276" w:lineRule="auto"/>
+        <w:ind w:firstLine="567"/>
+        <w:contextualSpacing/>
+        <w:jc w:val="both"/>
+        <w:rPr>
+          <w:sz w:val="26"/>
+          <w:szCs w:val="26"/>
+        </w:rPr>
+      </w:pPr>
+      <w:r>
+        <w:rPr>
+          <w:sz w:val="26"/>
+          <w:szCs w:val="26"/>
+        </w:rPr>
+        <w:t>- [ĐSH.Loại giấy tờ tùy thân] số [ĐSH.CMND] cấp ngày: [ĐSH.Ngày cấp]. Nơi cấp: [ĐSH.Nơi cấp]</w:t>
+      </w:r>
+    </w:p>
+    <w:p>
+      <w:pPr>
+        <w:widowControl w:val="0"/>
+        <w:spacing w:line="276" w:lineRule="auto"/>
+        <w:ind w:firstLine="567"/>
+        <w:contextualSpacing/>
+        <w:jc w:val="both"/>
+        <w:rPr>
+          <w:sz w:val="26"/>
+          <w:szCs w:val="26"/>
+        </w:rPr>
+      </w:pPr>
+      <w:r>
+        <w:rPr>
+          <w:sz w:val="26"/>
+          <w:szCs w:val="26"/>
+        </w:rPr>
+        <w:t xml:space="preserve">- CMND số </w:t>
+      </w:r>
+      <w:r>
+        <w:rPr>
+          <w:sz w:val="26"/>
+          <w:szCs w:val="26"/>
+        </w:rPr>
+        <w:t>[ĐSH.CMND cũ]</w:t>
+      </w:r>
+    </w:p>
+    <w:p>
+      <w:pPr>
+        <w:widowControl w:val="0"/>
+        <w:spacing w:line="276" w:lineRule="auto"/>
+        <w:ind w:firstLine="567"/>
+        <w:contextualSpacing/>
+        <w:jc w:val="both"/>
+        <w:rPr>
+          <w:sz w:val="26"/>
+          <w:szCs w:val="26"/>
+        </w:rPr>
+      </w:pPr>
+      <w:r>
+        <w:rPr>
+          <w:sz w:val="26"/>
+          <w:szCs w:val="26"/>
+        </w:rPr>
+        <w:t>- Nơi thường trú: [ĐSH.Nơi thường trú]</w:t>
+      </w:r>
+    </w:p>
+    <w:p>
+      <w:pPr>
+        <w:widowControl w:val="0"/>
+        <w:spacing w:line="276" w:lineRule="auto"/>
+        <w:ind w:firstLine="567"/>
+        <w:contextualSpacing/>
+        <w:jc w:val="both"/>
+        <w:rPr>
+          <w:sz w:val="26"/>
+          <w:szCs w:val="26"/>
+        </w:rPr>
+      </w:pPr>
+      <w:r>
+        <w:rPr>
+          <w:sz w:val="26"/>
+          <w:szCs w:val="26"/>
+        </w:rPr>
+        <w:t>- Địa chỉ hiện tại: [ĐSH.Địa chỉ hiện tại]</w:t>
+      </w:r>
+    </w:p>
+    <w:p>
+      <w:pPr>
+        <w:widowControl w:val="0"/>
+        <w:spacing w:line="276" w:lineRule="auto"/>
+        <w:ind w:firstLine="567"/>
+        <w:contextualSpacing/>
+        <w:jc w:val="both"/>
+        <w:rPr>
+          <w:sz w:val="26"/>
+          <w:szCs w:val="26"/>
+        </w:rPr>
+      </w:pPr>
+      <w:r>
+        <w:rPr>
+          <w:sz w:val="26"/>
+          <w:szCs w:val="26"/>
+        </w:rPr>
+        <w:t>[/ĐSH]</w:t>
+      </w:r>
+    </w:p>
+    <w:p>
+      <w:pPr>
         <w:tabs>
           <w:tab w:val="left" w:pos="0"/>
         </w:tabs>
@@ -380,16 +527,77 @@
           <w:sz w:val="26"/>
           <w:szCs w:val="26"/>
         </w:rPr>
-        <w:t xml:space="preserve">* Họ tên: </w:t>
-      </w:r>
-      <w:r>
-        <w:rPr>
-          <w:bCs/>
-          <w:iCs/>
-          <w:sz w:val="26"/>
-          <w:szCs w:val="26"/>
-        </w:rPr>
-        <w:t>[Tên khách hàng]. Sinh năm: [Năm sinh]</w:t>
+        <w:t xml:space="preserve">Ngày </w:t>
+      </w:r>
+      <w:r>
+        <w:rPr>
+          <w:sz w:val="26"/>
+          <w:szCs w:val="28"/>
+        </w:rPr>
+        <w:t>[SĐ.Ngày ký HĐTC]</w:t>
+      </w:r>
+      <w:r>
+        <w:rPr>
+          <w:bCs/>
+          <w:iCs/>
+          <w:sz w:val="26"/>
+          <w:szCs w:val="26"/>
+        </w:rPr>
+        <w:t xml:space="preserve">, tôi đã ký kết </w:t>
+      </w:r>
+      <w:r>
+        <w:rPr>
+          <w:bCs/>
+          <w:iCs/>
+          <w:sz w:val="26"/>
+          <w:szCs w:val="26"/>
+        </w:rPr>
+        <w:t>[SĐ.Tên HĐ thế chấp]</w:t>
+      </w:r>
+      <w:r>
+        <w:rPr>
+          <w:bCs/>
+          <w:iCs/>
+          <w:sz w:val="26"/>
+          <w:szCs w:val="26"/>
+        </w:rPr>
+        <w:t xml:space="preserve"> </w:t>
+      </w:r>
+      <w:r>
+        <w:rPr>
+          <w:bCs/>
+          <w:iCs/>
+          <w:sz w:val="26"/>
+          <w:szCs w:val="26"/>
+        </w:rPr>
+        <w:t xml:space="preserve">số </w:t>
+      </w:r>
+      <w:r>
+        <w:rPr>
+          <w:bCs/>
+          <w:iCs/>
+          <w:sz w:val="26"/>
+          <w:szCs w:val="26"/>
+        </w:rPr>
+        <w:t>[SĐ.Số HĐ thế chấp]</w:t>
+      </w:r>
+      <w:r>
+        <w:rPr>
+          <w:bCs/>
+          <w:iCs/>
+          <w:sz w:val="26"/>
+          <w:szCs w:val="26"/>
+        </w:rPr>
+        <w:t xml:space="preserve"> </w:t>
+      </w:r>
+      <w:r>
+        <w:rPr>
+          <w:bCs/>
+          <w:iCs/>
+          <w:sz w:val="26"/>
+          <w:szCs w:val="26"/>
+        </w:rPr>
+        <w:t>gồm các bên:</w:t>
       </w:r>
     </w:p>
     <w:p>
@@ -415,7 +623,43 @@
           <w:sz w:val="26"/>
           <w:szCs w:val="26"/>
         </w:rPr>
-        <w:t>[Loại giấy tờ tùy thân] số: [CMND] cấp ngày: [Ngày cấp]. Nơi cấp: [Nơi cấp]</w:t>
+        <w:t>Bên nhận thế chấp:</w:t>
+      </w:r>
+      <w:r>
+        <w:rPr>
+          <w:bCs/>
+          <w:iCs/>
+          <w:sz w:val="26"/>
+          <w:szCs w:val="26"/>
+        </w:rPr>
+        <w:t xml:space="preserve"> </w:t>
+      </w:r>
+      <w:r>
+        <w:rPr>
+          <w:bCs/>
+          <w:iCs/>
+          <w:sz w:val="26"/>
+          <w:szCs w:val="26"/>
+        </w:rPr>
+        <w:t xml:space="preserve">AGRIBANK </w:t>
+      </w:r>
+      <w:r>
+        <w:rPr>
+          <w:bCs/>
+          <w:iCs/>
+          <w:sz w:val="26"/>
+          <w:szCs w:val="26"/>
+        </w:rPr>
+        <w:t>[Tên gọi in hoa]</w:t>
+      </w:r>
+      <w:r>
+        <w:rPr>
+          <w:bCs/>
+          <w:iCs/>
+          <w:sz w:val="26"/>
+          <w:szCs w:val="26"/>
+        </w:rPr>
+        <w:t>.</w:t>
       </w:r>
     </w:p>
     <w:p>
@@ -441,7 +685,43 @@
           <w:sz w:val="26"/>
           <w:szCs w:val="26"/>
         </w:rPr>
-        <w:t>CMND số [CMND cũ]</w:t>
+        <w:t xml:space="preserve">Bên vay vốn: </w:t>
+      </w:r>
+      <w:r>
+        <w:rPr>
+          <w:bCs/>
+          <w:iCs/>
+          <w:sz w:val="26"/>
+          <w:szCs w:val="26"/>
+        </w:rPr>
+        <w:t xml:space="preserve">[Tên khách hàng] - </w:t>
+      </w:r>
+      <w:r>
+        <w:rPr>
+          <w:bCs/>
+          <w:sz w:val="26"/>
+          <w:szCs w:val="26"/>
+          <w:lang w:val="es-MX"/>
+        </w:rPr>
+        <w:t>[</w:t>
+      </w:r>
+      <w:r>
+        <w:rPr>
+          <w:bCs/>
+          <w:sz w:val="26"/>
+          <w:szCs w:val="26"/>
+          <w:lang w:val="es-MX"/>
+        </w:rPr>
+        <w:t>TV</w:t>
+      </w:r>
+      <w:r>
+        <w:rPr>
+          <w:bCs/>
+          <w:sz w:val="26"/>
+          <w:szCs w:val="26"/>
+          <w:lang w:val="es-MX"/>
+        </w:rPr>
+        <w:t>.Họ và tên]</w:t>
       </w:r>
     </w:p>
     <w:p>
@@ -467,7 +747,220 @@
           <w:sz w:val="26"/>
           <w:szCs w:val="26"/>
         </w:rPr>
-        <w:t>Nơi cư trú: [Địa chỉ]</w:t>
+        <w:t xml:space="preserve">Theo đó </w:t>
+      </w:r>
+      <w:r>
+        <w:rPr>
+          <w:bCs/>
+          <w:iCs/>
+          <w:sz w:val="26"/>
+          <w:szCs w:val="26"/>
+        </w:rPr>
+        <w:t xml:space="preserve">chúng </w:t>
+      </w:r>
+      <w:r>
+        <w:rPr>
+          <w:bCs/>
+          <w:iCs/>
+          <w:sz w:val="26"/>
+          <w:szCs w:val="26"/>
+        </w:rPr>
+        <w:t>tôi đồng ý d</w:t>
+      </w:r>
+      <w:r>
+        <w:rPr>
+          <w:bCs/>
+          <w:iCs/>
+          <w:sz w:val="26"/>
+          <w:szCs w:val="26"/>
+        </w:rPr>
+        <w:t>ù</w:t>
+      </w:r>
+      <w:r>
+        <w:rPr>
+          <w:bCs/>
+          <w:iCs/>
+          <w:sz w:val="26"/>
+          <w:szCs w:val="26"/>
+        </w:rPr>
+        <w:t xml:space="preserve">ng tài sản được nêu tại </w:t>
+      </w:r>
+      <w:r>
+        <w:rPr>
+          <w:bCs/>
+          <w:iCs/>
+          <w:sz w:val="26"/>
+          <w:szCs w:val="26"/>
+        </w:rPr>
+        <w:t>[SĐ.Tên HĐ thế chấp]</w:t>
+      </w:r>
+      <w:r>
+        <w:rPr>
+          <w:bCs/>
+          <w:iCs/>
+          <w:sz w:val="26"/>
+          <w:szCs w:val="26"/>
+        </w:rPr>
+        <w:t xml:space="preserve"> số </w:t>
+      </w:r>
+      <w:r>
+        <w:rPr>
+          <w:bCs/>
+          <w:iCs/>
+          <w:sz w:val="26"/>
+          <w:szCs w:val="26"/>
+        </w:rPr>
+        <w:t xml:space="preserve">[SĐ.Số HĐ thế chấp] </w:t>
+      </w:r>
+      <w:r>
+        <w:rPr>
+          <w:bCs/>
+          <w:iCs/>
+          <w:sz w:val="26"/>
+          <w:szCs w:val="26"/>
+        </w:rPr>
+        <w:t xml:space="preserve">ký ngày </w:t>
+      </w:r>
+      <w:r>
+        <w:rPr>
+          <w:bCs/>
+          <w:sz w:val="26"/>
+          <w:szCs w:val="28"/>
+        </w:rPr>
+        <w:t>[SĐ.Ngày ký HĐTC]</w:t>
+      </w:r>
+      <w:r>
+        <w:rPr>
+          <w:bCs/>
+          <w:iCs/>
+          <w:sz w:val="26"/>
+          <w:szCs w:val="26"/>
+        </w:rPr>
+        <w:t xml:space="preserve"> </w:t>
+      </w:r>
+      <w:r>
+        <w:rPr>
+          <w:bCs/>
+          <w:iCs/>
+          <w:sz w:val="26"/>
+          <w:szCs w:val="26"/>
+        </w:rPr>
+        <w:t xml:space="preserve">với </w:t>
+      </w:r>
+      <w:r>
+        <w:rPr>
+          <w:bCs/>
+          <w:iCs/>
+          <w:sz w:val="26"/>
+          <w:szCs w:val="26"/>
+        </w:rPr>
+        <w:t xml:space="preserve">Agribank </w:t>
+      </w:r>
+      <w:r>
+        <w:rPr>
+          <w:bCs/>
+          <w:sz w:val="26"/>
+          <w:szCs w:val="26"/>
+        </w:rPr>
+        <w:t>[Tên chi nhánh/PGD]</w:t>
+      </w:r>
+      <w:r>
+        <w:rPr>
+          <w:bCs/>
+          <w:iCs/>
+          <w:sz w:val="26"/>
+          <w:szCs w:val="26"/>
+        </w:rPr>
+        <w:t xml:space="preserve"> để đảm bảo cho khoản vay</w:t>
+      </w:r>
+      <w:r>
+        <w:rPr>
+          <w:bCs/>
+          <w:iCs/>
+          <w:sz w:val="26"/>
+          <w:szCs w:val="26"/>
+        </w:rPr>
+        <w:t xml:space="preserve"> của bên vay vốn là: </w:t>
+      </w:r>
+      <w:r>
+        <w:rPr>
+          <w:bCs/>
+          <w:iCs/>
+          <w:sz w:val="26"/>
+          <w:szCs w:val="26"/>
+        </w:rPr>
+        <w:t xml:space="preserve">[Tên khách hàng] - </w:t>
+      </w:r>
+      <w:r>
+        <w:rPr>
+          <w:bCs/>
+          <w:sz w:val="26"/>
+          <w:szCs w:val="26"/>
+          <w:lang w:val="es-MX"/>
+        </w:rPr>
+        <w:t>[</w:t>
+      </w:r>
+      <w:r>
+        <w:rPr>
+          <w:bCs/>
+          <w:sz w:val="26"/>
+          <w:szCs w:val="26"/>
+          <w:lang w:val="es-MX"/>
+        </w:rPr>
+        <w:t>TV</w:t>
+      </w:r>
+      <w:r>
+        <w:rPr>
+          <w:bCs/>
+          <w:sz w:val="26"/>
+          <w:szCs w:val="26"/>
+          <w:lang w:val="es-MX"/>
+        </w:rPr>
+        <w:t>.Họ và tên]</w:t>
+      </w:r>
+      <w:r>
+        <w:rPr>
+          <w:bCs/>
+          <w:iCs/>
+          <w:sz w:val="26"/>
+          <w:szCs w:val="26"/>
+        </w:rPr>
+        <w:t xml:space="preserve"> </w:t>
+      </w:r>
+      <w:r>
+        <w:rPr>
+          <w:bCs/>
+          <w:iCs/>
+          <w:sz w:val="26"/>
+          <w:szCs w:val="26"/>
+        </w:rPr>
+        <w:t xml:space="preserve">tại </w:t>
+      </w:r>
+      <w:r>
+        <w:rPr>
+          <w:bCs/>
+          <w:iCs/>
+          <w:sz w:val="26"/>
+          <w:szCs w:val="26"/>
+        </w:rPr>
+        <w:t xml:space="preserve">Agribank </w:t>
+      </w:r>
+      <w:r>
+        <w:rPr>
+          <w:bCs/>
+          <w:sz w:val="26"/>
+          <w:szCs w:val="26"/>
+        </w:rPr>
+        <w:t>[Tên chi nhánh/PGD]</w:t>
+      </w:r>
+      <w:r>
+        <w:rPr>
+          <w:bCs/>
+          <w:iCs/>
+          <w:sz w:val="26"/>
+          <w:szCs w:val="26"/>
+        </w:rPr>
+        <w:t>.</w:t>
       </w:r>
     </w:p>
     <w:p>
@@ -493,7 +986,149 @@
           <w:sz w:val="26"/>
           <w:szCs w:val="26"/>
         </w:rPr>
-        <w:t>Số điện thoại: [Số điện thoại].</w:t>
+        <w:t>Nay</w:t>
+      </w:r>
+      <w:r>
+        <w:rPr>
+          <w:bCs/>
+          <w:iCs/>
+          <w:sz w:val="26"/>
+          <w:szCs w:val="26"/>
+        </w:rPr>
+        <w:t xml:space="preserve"> </w:t>
+      </w:r>
+      <w:r>
+        <w:rPr>
+          <w:bCs/>
+          <w:iCs/>
+          <w:sz w:val="26"/>
+          <w:szCs w:val="26"/>
+        </w:rPr>
+        <w:t xml:space="preserve">chúng </w:t>
+      </w:r>
+      <w:r>
+        <w:rPr>
+          <w:bCs/>
+          <w:iCs/>
+          <w:sz w:val="26"/>
+          <w:szCs w:val="26"/>
+        </w:rPr>
+        <w:t xml:space="preserve">tôi đồng ý tiếp tục sử dụng tài sản đã thế chấp theo </w:t>
+      </w:r>
+      <w:r>
+        <w:rPr>
+          <w:bCs/>
+          <w:iCs/>
+          <w:sz w:val="26"/>
+          <w:szCs w:val="26"/>
+        </w:rPr>
+        <w:t xml:space="preserve">[SĐ.Tên HĐ thế chấp] số [SĐ.Số HĐ thế chấp] ký ngày </w:t>
+      </w:r>
+      <w:r>
+        <w:rPr>
+          <w:bCs/>
+          <w:sz w:val="26"/>
+          <w:szCs w:val="28"/>
+        </w:rPr>
+        <w:t>[SĐ.Ngày ký HĐTC]</w:t>
+      </w:r>
+      <w:r>
+        <w:rPr>
+          <w:bCs/>
+          <w:iCs/>
+          <w:sz w:val="26"/>
+          <w:szCs w:val="26"/>
+        </w:rPr>
+        <w:t xml:space="preserve"> </w:t>
+      </w:r>
+      <w:r>
+        <w:rPr>
+          <w:bCs/>
+          <w:iCs/>
+          <w:sz w:val="26"/>
+          <w:szCs w:val="26"/>
+        </w:rPr>
+        <w:t xml:space="preserve">để đảm bảo cho các khoản vay của ông/bà </w:t>
+      </w:r>
+      <w:r>
+        <w:rPr>
+          <w:bCs/>
+          <w:iCs/>
+          <w:sz w:val="26"/>
+          <w:szCs w:val="26"/>
+        </w:rPr>
+        <w:t xml:space="preserve">[Tên khách hàng] - </w:t>
+      </w:r>
+      <w:r>
+        <w:rPr>
+          <w:bCs/>
+          <w:sz w:val="26"/>
+          <w:szCs w:val="26"/>
+          <w:lang w:val="es-MX"/>
+        </w:rPr>
+        <w:t>[</w:t>
+      </w:r>
+      <w:r>
+        <w:rPr>
+          <w:bCs/>
+          <w:sz w:val="26"/>
+          <w:szCs w:val="26"/>
+          <w:lang w:val="es-MX"/>
+        </w:rPr>
+        <w:t>TV</w:t>
+      </w:r>
+      <w:r>
+        <w:rPr>
+          <w:bCs/>
+          <w:sz w:val="26"/>
+          <w:szCs w:val="26"/>
+          <w:lang w:val="es-MX"/>
+        </w:rPr>
+        <w:t>.Họ và tên]</w:t>
+      </w:r>
+      <w:r>
+        <w:rPr>
+          <w:bCs/>
+          <w:iCs/>
+          <w:sz w:val="26"/>
+          <w:szCs w:val="26"/>
+        </w:rPr>
+        <w:t xml:space="preserve"> </w:t>
+      </w:r>
+      <w:r>
+        <w:rPr>
+          <w:bCs/>
+          <w:iCs/>
+          <w:sz w:val="26"/>
+          <w:szCs w:val="26"/>
+        </w:rPr>
+        <w:t xml:space="preserve">tại </w:t>
+      </w:r>
+      <w:r>
+        <w:rPr>
+          <w:bCs/>
+          <w:iCs/>
+          <w:sz w:val="26"/>
+          <w:szCs w:val="26"/>
+        </w:rPr>
+        <w:t xml:space="preserve">Agribank </w:t>
+      </w:r>
+      <w:r>
+        <w:rPr>
+          <w:bCs/>
+          <w:sz w:val="26"/>
+          <w:szCs w:val="26"/>
+        </w:rPr>
+        <w:t>[Tên chi nhánh/PGD]</w:t>
+      </w:r>
+      <w:r>
+        <w:rPr>
+          <w:bCs/>
+          <w:iCs/>
+          <w:sz w:val="26"/>
+          <w:szCs w:val="26"/>
+        </w:rPr>
+        <w:t xml:space="preserve"> và các chi phí khác (nếu có) bao gồm: lãi trong hạn, lãi quá hạn, các khoản phí và chi phí khác.</w:t>
       </w:r>
     </w:p>
     <w:p>
@@ -515,55 +1150,198 @@
       <w:r>
         <w:rPr>
           <w:bCs/>
-          <w:iCs/>
-          <w:sz w:val="26"/>
-          <w:szCs w:val="26"/>
-        </w:rPr>
-        <w:t>* Họ tên</w:t>
-      </w:r>
-      <w:r>
-        <w:rPr>
-          <w:bCs/>
-          <w:iCs/>
-          <w:sz w:val="26"/>
-          <w:szCs w:val="26"/>
-        </w:rPr>
-        <w:t>: [TV.Họ và tên]. Sinh năm: [TV.Năm sinh]</w:t>
-      </w:r>
-    </w:p>
-    <w:p>
-      <w:pPr>
-        <w:tabs>
-          <w:tab w:val="left" w:pos="0"/>
-        </w:tabs>
-        <w:spacing w:line="276" w:lineRule="auto"/>
-        <w:ind w:firstLine="567"/>
+          <w:sz w:val="26"/>
+          <w:szCs w:val="26"/>
+        </w:rPr>
+        <w:t xml:space="preserve">Trong trường hợp </w:t>
+      </w:r>
+      <w:r>
+        <w:rPr>
+          <w:bCs/>
+          <w:iCs/>
+          <w:sz w:val="26"/>
+          <w:szCs w:val="26"/>
+        </w:rPr>
+        <w:t xml:space="preserve">ông/bà </w:t>
+      </w:r>
+      <w:r>
+        <w:rPr>
+          <w:bCs/>
+          <w:iCs/>
+          <w:sz w:val="26"/>
+          <w:szCs w:val="26"/>
+        </w:rPr>
+        <w:t xml:space="preserve">[Tên khách hàng] - </w:t>
+      </w:r>
+      <w:r>
+        <w:rPr>
+          <w:bCs/>
+          <w:sz w:val="26"/>
+          <w:szCs w:val="26"/>
+          <w:lang w:val="es-MX"/>
+        </w:rPr>
+        <w:t>[</w:t>
+      </w:r>
+      <w:r>
+        <w:rPr>
+          <w:bCs/>
+          <w:sz w:val="26"/>
+          <w:szCs w:val="26"/>
+          <w:lang w:val="es-MX"/>
+        </w:rPr>
+        <w:t>TV</w:t>
+      </w:r>
+      <w:r>
+        <w:rPr>
+          <w:bCs/>
+          <w:sz w:val="26"/>
+          <w:szCs w:val="26"/>
+          <w:lang w:val="es-MX"/>
+        </w:rPr>
+        <w:t>.Họ và tên]</w:t>
+      </w:r>
+      <w:r>
+        <w:rPr>
+          <w:bCs/>
+          <w:iCs/>
+          <w:sz w:val="26"/>
+          <w:szCs w:val="26"/>
+        </w:rPr>
+        <w:t xml:space="preserve"> </w:t>
+      </w:r>
+      <w:r>
+        <w:rPr>
+          <w:bCs/>
+          <w:iCs/>
+          <w:sz w:val="26"/>
+          <w:szCs w:val="26"/>
+        </w:rPr>
+        <w:t>k</w:t>
+      </w:r>
+      <w:r>
+        <w:rPr>
+          <w:bCs/>
+          <w:iCs/>
+          <w:sz w:val="26"/>
+          <w:szCs w:val="26"/>
+        </w:rPr>
+        <w:t xml:space="preserve">hông thực hiện được nghĩa vụ trả nợ, </w:t>
+      </w:r>
+      <w:r>
+        <w:rPr>
+          <w:bCs/>
+          <w:iCs/>
+          <w:sz w:val="26"/>
+          <w:szCs w:val="26"/>
+        </w:rPr>
+        <w:t>Chúng tôi</w:t>
+      </w:r>
+      <w:r>
+        <w:rPr>
+          <w:bCs/>
+          <w:iCs/>
+          <w:sz w:val="26"/>
+          <w:szCs w:val="26"/>
+        </w:rPr>
+        <w:t xml:space="preserve"> đồng ý giao tài sản được nêu </w:t>
+      </w:r>
+      <w:r>
+        <w:rPr>
+          <w:bCs/>
+          <w:iCs/>
+          <w:sz w:val="26"/>
+          <w:szCs w:val="26"/>
+        </w:rPr>
+        <w:t>trên</w:t>
+      </w:r>
+      <w:r>
+        <w:rPr>
+          <w:bCs/>
+          <w:iCs/>
+          <w:sz w:val="26"/>
+          <w:szCs w:val="26"/>
+        </w:rPr>
+        <w:t xml:space="preserve"> </w:t>
+      </w:r>
+      <w:r>
+        <w:rPr>
+          <w:bCs/>
+          <w:iCs/>
+          <w:sz w:val="26"/>
+          <w:szCs w:val="26"/>
+        </w:rPr>
+        <w:t>cho</w:t>
+      </w:r>
+      <w:r>
+        <w:rPr>
+          <w:bCs/>
+          <w:iCs/>
+          <w:sz w:val="26"/>
+          <w:szCs w:val="26"/>
+        </w:rPr>
+        <w:t xml:space="preserve"> </w:t>
+      </w:r>
+      <w:r>
+        <w:rPr>
+          <w:bCs/>
+          <w:iCs/>
+          <w:sz w:val="26"/>
+          <w:szCs w:val="26"/>
+        </w:rPr>
+        <w:t xml:space="preserve">Agribank </w:t>
+      </w:r>
+      <w:r>
+        <w:rPr>
+          <w:bCs/>
+          <w:sz w:val="26"/>
+          <w:szCs w:val="26"/>
+        </w:rPr>
+        <w:t xml:space="preserve">[Tên chi nhánh/PGD] </w:t>
+      </w:r>
+      <w:r>
+        <w:rPr>
+          <w:bCs/>
+          <w:iCs/>
+          <w:sz w:val="26"/>
+          <w:szCs w:val="26"/>
+        </w:rPr>
+        <w:t xml:space="preserve">để </w:t>
+      </w:r>
+      <w:r>
+        <w:rPr>
+          <w:bCs/>
+          <w:iCs/>
+          <w:sz w:val="26"/>
+          <w:szCs w:val="26"/>
+        </w:rPr>
+        <w:t xml:space="preserve">xử lý theo các điều khoản đã nêu trong hợp đồng thế chấp. </w:t>
+      </w:r>
+    </w:p>
+    <w:p>
+      <w:pPr>
+        <w:spacing w:line="276" w:lineRule="auto"/>
+        <w:ind w:firstLine="720"/>
         <w:contextualSpacing/>
         <w:jc w:val="both"/>
         <w:rPr>
           <w:bCs/>
-          <w:iCs/>
-          <w:sz w:val="26"/>
-          <w:szCs w:val="26"/>
-        </w:rPr>
-      </w:pPr>
-      <w:r>
-        <w:rPr>
-          <w:bCs/>
-          <w:iCs/>
-          <w:sz w:val="26"/>
-          <w:szCs w:val="26"/>
-        </w:rPr>
-        <w:t>[TV.Loại giấy tờ tùy thân] số: [TV.CMND] cấp ngày: [TV.Ngày cấp]. Nơi cấp: [TV.Nơi cấp]</w:t>
-      </w:r>
-    </w:p>
-    <w:p>
-      <w:pPr>
-        <w:tabs>
-          <w:tab w:val="left" w:pos="0"/>
-        </w:tabs>
-        <w:spacing w:line="276" w:lineRule="auto"/>
-        <w:ind w:firstLine="567"/>
+          <w:sz w:val="26"/>
+          <w:szCs w:val="26"/>
+        </w:rPr>
+      </w:pPr>
+      <w:r>
+        <w:rPr>
+          <w:bCs/>
+          <w:sz w:val="26"/>
+          <w:szCs w:val="26"/>
+        </w:rPr>
+        <w:t>Chúng tôi xin chân thành cảm ơn!</w:t>
+      </w:r>
+    </w:p>
+    <w:p>
+      <w:pPr>
+        <w:spacing w:line="276" w:lineRule="auto"/>
+        <w:ind w:firstLine="720"/>
         <w:contextualSpacing/>
         <w:jc w:val="both"/>
         <w:rPr>
@@ -573,172 +1351,20 @@
           <w:szCs w:val="26"/>
         </w:rPr>
       </w:pPr>
-      <w:r>
-        <w:rPr>
-          <w:bCs/>
-          <w:iCs/>
-          <w:sz w:val="26"/>
-          <w:szCs w:val="26"/>
-        </w:rPr>
-        <w:t>CMND số [TV.CMND cũ]</w:t>
-      </w:r>
-    </w:p>
-    <w:p>
-      <w:pPr>
-        <w:tabs>
-          <w:tab w:val="left" w:pos="0"/>
-        </w:tabs>
-        <w:spacing w:line="276" w:lineRule="auto"/>
-        <w:ind w:firstLine="567"/>
-        <w:contextualSpacing/>
-        <w:jc w:val="both"/>
-        <w:rPr>
-          <w:bCs/>
-          <w:iCs/>
-          <w:sz w:val="26"/>
-          <w:szCs w:val="26"/>
-        </w:rPr>
-      </w:pPr>
-      <w:r>
-        <w:rPr>
-          <w:bCs/>
-          <w:iCs/>
-          <w:sz w:val="26"/>
-          <w:szCs w:val="26"/>
-        </w:rPr>
-        <w:t>Nơi cư trú: [TV.Địa chỉ hiện tại]</w:t>
-      </w:r>
-    </w:p>
-    <w:p>
-      <w:pPr>
-        <w:tabs>
-          <w:tab w:val="left" w:pos="0"/>
-        </w:tabs>
-        <w:spacing w:line="276" w:lineRule="auto"/>
-        <w:ind w:firstLine="567"/>
-        <w:contextualSpacing/>
-        <w:jc w:val="both"/>
-        <w:rPr>
-          <w:bCs/>
-          <w:iCs/>
-          <w:sz w:val="26"/>
-          <w:szCs w:val="26"/>
-        </w:rPr>
-      </w:pPr>
-      <w:r>
-        <w:rPr>
-          <w:sz w:val="26"/>
-          <w:szCs w:val="26"/>
-          <w:lang w:val="es-MX"/>
-        </w:rPr>
-        <w:t>Số điện thoại: [TV.Số điện thoại]</w:t>
-      </w:r>
-    </w:p>
-    <w:p>
-      <w:pPr>
-        <w:tabs>
-          <w:tab w:val="left" w:pos="0"/>
-        </w:tabs>
-        <w:spacing w:line="276" w:lineRule="auto"/>
-        <w:ind w:firstLine="567"/>
-        <w:contextualSpacing/>
-        <w:jc w:val="both"/>
-        <w:rPr>
-          <w:bCs/>
-          <w:iCs/>
-          <w:sz w:val="26"/>
-          <w:szCs w:val="26"/>
-        </w:rPr>
-      </w:pPr>
-      <w:r>
-        <w:rPr>
-          <w:bCs/>
-          <w:iCs/>
-          <w:sz w:val="26"/>
-          <w:szCs w:val="26"/>
-        </w:rPr>
-        <w:t xml:space="preserve">Ngày </w:t>
-      </w:r>
-      <w:r>
-        <w:rPr>
-          <w:sz w:val="26"/>
-          <w:szCs w:val="28"/>
-        </w:rPr>
-        <w:t>[SĐ.Ngày ký HĐTC]</w:t>
-      </w:r>
-      <w:r>
-        <w:rPr>
-          <w:bCs/>
-          <w:iCs/>
-          <w:sz w:val="26"/>
-          <w:szCs w:val="26"/>
-        </w:rPr>
-        <w:t xml:space="preserve">, tôi đã ký kết </w:t>
-      </w:r>
-      <w:r>
-        <w:rPr>
-          <w:bCs/>
-          <w:iCs/>
-          <w:sz w:val="26"/>
-          <w:szCs w:val="26"/>
-        </w:rPr>
-        <w:t>[SĐ.Tên HĐ thế chấp]</w:t>
-      </w:r>
-      <w:r>
-        <w:rPr>
-          <w:bCs/>
-          <w:iCs/>
-          <w:sz w:val="26"/>
-          <w:szCs w:val="26"/>
-        </w:rPr>
-        <w:t xml:space="preserve"> </w:t>
-      </w:r>
-      <w:r>
-        <w:rPr>
-          <w:bCs/>
-          <w:iCs/>
-          <w:sz w:val="26"/>
-          <w:szCs w:val="26"/>
-        </w:rPr>
-        <w:t xml:space="preserve">số </w:t>
-      </w:r>
-      <w:r>
-        <w:rPr>
-          <w:bCs/>
-          <w:iCs/>
-          <w:sz w:val="26"/>
-          <w:szCs w:val="26"/>
-        </w:rPr>
-        <w:t>[SĐ.Số HĐ thế chấp]</w:t>
-      </w:r>
-      <w:r>
-        <w:rPr>
-          <w:bCs/>
-          <w:iCs/>
-          <w:sz w:val="26"/>
-          <w:szCs w:val="26"/>
-        </w:rPr>
-        <w:t xml:space="preserve"> </w:t>
-      </w:r>
-      <w:r>
-        <w:rPr>
-          <w:bCs/>
-          <w:iCs/>
-          <w:sz w:val="26"/>
-          <w:szCs w:val="26"/>
-        </w:rPr>
-        <w:t>gồm các bên:</w:t>
-      </w:r>
-    </w:p>
-    <w:p>
-      <w:pPr>
-        <w:tabs>
-          <w:tab w:val="left" w:pos="0"/>
-        </w:tabs>
-        <w:spacing w:line="276" w:lineRule="auto"/>
-        <w:ind w:firstLine="567"/>
-        <w:contextualSpacing/>
-        <w:jc w:val="both"/>
+    </w:p>
+    <w:p>
+      <w:pPr>
+        <w:spacing w:line="276" w:lineRule="auto"/>
+        <w:contextualSpacing/>
+        <w:jc w:val="center"/>
+        <w:rPr>
+          <w:bCs/>
+          <w:iCs/>
+          <w:sz w:val="26"/>
+          <w:szCs w:val="26"/>
+        </w:rPr>
+      </w:pPr>
+      <w:r>
         <w:rPr>
           <w:b/>
           <w:bCs/>
@@ -746,25 +1372,20 @@
           <w:sz w:val="26"/>
           <w:szCs w:val="26"/>
         </w:rPr>
-      </w:pPr>
-      <w:r>
-        <w:rPr>
-          <w:bCs/>
-          <w:iCs/>
-          <w:sz w:val="26"/>
-          <w:szCs w:val="26"/>
-        </w:rPr>
-        <w:t>Bên nhận thế chấp:</w:t>
-      </w:r>
-      <w:r>
-        <w:rPr>
-          <w:bCs/>
-          <w:iCs/>
-          <w:sz w:val="26"/>
-          <w:szCs w:val="26"/>
-        </w:rPr>
-        <w:t xml:space="preserve"> </w:t>
-      </w:r>
+        <w:t>CÁC THÀNH VIÊN SỞ HỮU TÀI SẢN THỐNG NHẤT KÝ VÀ GHI RÕ HỌ TÊN</w:t>
+      </w:r>
+    </w:p>
+    <w:p>
+      <w:pPr>
+        <w:spacing w:line="276" w:lineRule="auto"/>
+        <w:contextualSpacing/>
+        <w:rPr>
+          <w:bCs/>
+          <w:iCs/>
+          <w:sz w:val="26"/>
+          <w:szCs w:val="26"/>
+        </w:rPr>
+      </w:pPr>
       <w:r>
         <w:rPr>
           <w:b/>
@@ -773,814 +1394,6 @@
           <w:sz w:val="26"/>
           <w:szCs w:val="26"/>
         </w:rPr>
-        <w:t xml:space="preserve">AGRIBANK </w:t>
-      </w:r>
-      <w:r>
-        <w:rPr>
-          <w:b/>
-          <w:bCs/>
-          <w:iCs/>
-          <w:sz w:val="26"/>
-          <w:szCs w:val="26"/>
-        </w:rPr>
-        <w:t>[Tên gọi in hoa]</w:t>
-      </w:r>
-      <w:r>
-        <w:rPr>
-          <w:b/>
-          <w:bCs/>
-          <w:iCs/>
-          <w:sz w:val="26"/>
-          <w:szCs w:val="26"/>
-        </w:rPr>
-        <w:t>.</w:t>
-      </w:r>
-    </w:p>
-    <w:p>
-      <w:pPr>
-        <w:tabs>
-          <w:tab w:val="left" w:pos="0"/>
-        </w:tabs>
-        <w:spacing w:line="276" w:lineRule="auto"/>
-        <w:ind w:firstLine="567"/>
-        <w:contextualSpacing/>
-        <w:jc w:val="both"/>
-        <w:rPr>
-          <w:b/>
-          <w:bCs/>
-          <w:iCs/>
-          <w:sz w:val="26"/>
-          <w:szCs w:val="26"/>
-        </w:rPr>
-      </w:pPr>
-      <w:r>
-        <w:rPr>
-          <w:bCs/>
-          <w:iCs/>
-          <w:sz w:val="26"/>
-          <w:szCs w:val="26"/>
-        </w:rPr>
-        <w:t xml:space="preserve">Bên vay vốn: </w:t>
-      </w:r>
-      <w:r>
-        <w:rPr>
-          <w:b/>
-          <w:bCs/>
-          <w:iCs/>
-          <w:sz w:val="26"/>
-          <w:szCs w:val="26"/>
-        </w:rPr>
-        <w:t xml:space="preserve">[Tên khách hàng] - </w:t>
-      </w:r>
-      <w:r>
-        <w:rPr>
-          <w:b/>
-          <w:sz w:val="26"/>
-          <w:szCs w:val="26"/>
-          <w:lang w:val="es-MX"/>
-        </w:rPr>
-        <w:t>[</w:t>
-      </w:r>
-      <w:r>
-        <w:rPr>
-          <w:b/>
-          <w:sz w:val="26"/>
-          <w:szCs w:val="26"/>
-          <w:lang w:val="es-MX"/>
-        </w:rPr>
-        <w:t>TV</w:t>
-      </w:r>
-      <w:r>
-        <w:rPr>
-          <w:b/>
-          <w:sz w:val="26"/>
-          <w:szCs w:val="26"/>
-          <w:lang w:val="es-MX"/>
-        </w:rPr>
-        <w:t>.Họ và tên]</w:t>
-      </w:r>
-    </w:p>
-    <w:p>
-      <w:pPr>
-        <w:tabs>
-          <w:tab w:val="left" w:pos="0"/>
-        </w:tabs>
-        <w:spacing w:line="276" w:lineRule="auto"/>
-        <w:ind w:firstLine="567"/>
-        <w:contextualSpacing/>
-        <w:jc w:val="both"/>
-        <w:rPr>
-          <w:bCs/>
-          <w:iCs/>
-          <w:sz w:val="26"/>
-          <w:szCs w:val="26"/>
-        </w:rPr>
-      </w:pPr>
-      <w:r>
-        <w:rPr>
-          <w:bCs/>
-          <w:iCs/>
-          <w:sz w:val="26"/>
-          <w:szCs w:val="26"/>
-        </w:rPr>
-        <w:t xml:space="preserve">Theo đó </w:t>
-      </w:r>
-      <w:r>
-        <w:rPr>
-          <w:bCs/>
-          <w:iCs/>
-          <w:sz w:val="26"/>
-          <w:szCs w:val="26"/>
-        </w:rPr>
-        <w:t xml:space="preserve">chúng </w:t>
-      </w:r>
-      <w:r>
-        <w:rPr>
-          <w:bCs/>
-          <w:iCs/>
-          <w:sz w:val="26"/>
-          <w:szCs w:val="26"/>
-        </w:rPr>
-        <w:t>tôi đồng ý d</w:t>
-      </w:r>
-      <w:r>
-        <w:rPr>
-          <w:bCs/>
-          <w:iCs/>
-          <w:sz w:val="26"/>
-          <w:szCs w:val="26"/>
-        </w:rPr>
-        <w:t>ù</w:t>
-      </w:r>
-      <w:r>
-        <w:rPr>
-          <w:bCs/>
-          <w:iCs/>
-          <w:sz w:val="26"/>
-          <w:szCs w:val="26"/>
-        </w:rPr>
-        <w:t xml:space="preserve">ng tài sản được nêu tại </w:t>
-      </w:r>
-      <w:r>
-        <w:rPr>
-          <w:bCs/>
-          <w:iCs/>
-          <w:sz w:val="26"/>
-          <w:szCs w:val="26"/>
-        </w:rPr>
-        <w:t>[SĐ.Tên HĐ thế chấp]</w:t>
-      </w:r>
-      <w:r>
-        <w:rPr>
-          <w:bCs/>
-          <w:iCs/>
-          <w:sz w:val="26"/>
-          <w:szCs w:val="26"/>
-        </w:rPr>
-        <w:t xml:space="preserve"> số </w:t>
-      </w:r>
-      <w:r>
-        <w:rPr>
-          <w:bCs/>
-          <w:iCs/>
-          <w:sz w:val="26"/>
-          <w:szCs w:val="26"/>
-        </w:rPr>
-        <w:t xml:space="preserve">[SĐ.Số HĐ thế chấp] </w:t>
-      </w:r>
-      <w:r>
-        <w:rPr>
-          <w:bCs/>
-          <w:iCs/>
-          <w:sz w:val="26"/>
-          <w:szCs w:val="26"/>
-        </w:rPr>
-        <w:t xml:space="preserve">ký ngày </w:t>
-      </w:r>
-      <w:r>
-        <w:rPr>
-          <w:sz w:val="26"/>
-          <w:szCs w:val="28"/>
-        </w:rPr>
-        <w:t>[SĐ.Ngày ký HĐTC]</w:t>
-      </w:r>
-      <w:r>
-        <w:rPr>
-          <w:bCs/>
-          <w:iCs/>
-          <w:sz w:val="26"/>
-          <w:szCs w:val="26"/>
-        </w:rPr>
-        <w:t xml:space="preserve"> </w:t>
-      </w:r>
-      <w:r>
-        <w:rPr>
-          <w:bCs/>
-          <w:iCs/>
-          <w:sz w:val="26"/>
-          <w:szCs w:val="26"/>
-        </w:rPr>
-        <w:t xml:space="preserve">với </w:t>
-      </w:r>
-      <w:r>
-        <w:rPr>
-          <w:bCs/>
-          <w:iCs/>
-          <w:sz w:val="26"/>
-          <w:szCs w:val="26"/>
-        </w:rPr>
-        <w:t xml:space="preserve">Agribank </w:t>
-      </w:r>
-      <w:r>
-        <w:rPr>
-          <w:sz w:val="26"/>
-          <w:szCs w:val="26"/>
-        </w:rPr>
-        <w:t>[Tên chi nhánh/PGD]</w:t>
-      </w:r>
-      <w:r>
-        <w:rPr>
-          <w:bCs/>
-          <w:iCs/>
-          <w:sz w:val="26"/>
-          <w:szCs w:val="26"/>
-        </w:rPr>
-        <w:t xml:space="preserve"> để đảm bảo cho khoản vay</w:t>
-      </w:r>
-      <w:r>
-        <w:rPr>
-          <w:bCs/>
-          <w:iCs/>
-          <w:sz w:val="26"/>
-          <w:szCs w:val="26"/>
-        </w:rPr>
-        <w:t xml:space="preserve"> của bên vay vốn là: </w:t>
-      </w:r>
-      <w:r>
-        <w:rPr>
-          <w:b/>
-          <w:bCs/>
-          <w:iCs/>
-          <w:sz w:val="26"/>
-          <w:szCs w:val="26"/>
-        </w:rPr>
-        <w:t xml:space="preserve">[Tên khách hàng] - </w:t>
-      </w:r>
-      <w:r>
-        <w:rPr>
-          <w:b/>
-          <w:sz w:val="26"/>
-          <w:szCs w:val="26"/>
-          <w:lang w:val="es-MX"/>
-        </w:rPr>
-        <w:t>[</w:t>
-      </w:r>
-      <w:r>
-        <w:rPr>
-          <w:b/>
-          <w:sz w:val="26"/>
-          <w:szCs w:val="26"/>
-          <w:lang w:val="es-MX"/>
-        </w:rPr>
-        <w:t>TV</w:t>
-      </w:r>
-      <w:r>
-        <w:rPr>
-          <w:b/>
-          <w:sz w:val="26"/>
-          <w:szCs w:val="26"/>
-          <w:lang w:val="es-MX"/>
-        </w:rPr>
-        <w:t>.Họ và tên]</w:t>
-      </w:r>
-      <w:r>
-        <w:rPr>
-          <w:bCs/>
-          <w:iCs/>
-          <w:sz w:val="26"/>
-          <w:szCs w:val="26"/>
-        </w:rPr>
-        <w:t xml:space="preserve"> </w:t>
-      </w:r>
-      <w:r>
-        <w:rPr>
-          <w:bCs/>
-          <w:iCs/>
-          <w:sz w:val="26"/>
-          <w:szCs w:val="26"/>
-        </w:rPr>
-        <w:t xml:space="preserve">tại </w:t>
-      </w:r>
-      <w:r>
-        <w:rPr>
-          <w:bCs/>
-          <w:iCs/>
-          <w:sz w:val="26"/>
-          <w:szCs w:val="26"/>
-        </w:rPr>
-        <w:t xml:space="preserve">Agribank </w:t>
-      </w:r>
-      <w:r>
-        <w:rPr>
-          <w:sz w:val="26"/>
-          <w:szCs w:val="26"/>
-        </w:rPr>
-        <w:t>[Tên chi nhánh/PGD]</w:t>
-      </w:r>
-      <w:r>
-        <w:rPr>
-          <w:bCs/>
-          <w:iCs/>
-          <w:sz w:val="26"/>
-          <w:szCs w:val="26"/>
-        </w:rPr>
-        <w:t>.</w:t>
-      </w:r>
-    </w:p>
-    <w:p>
-      <w:pPr>
-        <w:tabs>
-          <w:tab w:val="left" w:pos="0"/>
-        </w:tabs>
-        <w:spacing w:line="276" w:lineRule="auto"/>
-        <w:ind w:firstLine="567"/>
-        <w:contextualSpacing/>
-        <w:jc w:val="both"/>
-        <w:rPr>
-          <w:bCs/>
-          <w:iCs/>
-          <w:sz w:val="26"/>
-          <w:szCs w:val="26"/>
-        </w:rPr>
-      </w:pPr>
-      <w:r>
-        <w:rPr>
-          <w:bCs/>
-          <w:iCs/>
-          <w:sz w:val="26"/>
-          <w:szCs w:val="26"/>
-        </w:rPr>
-        <w:t>Nay</w:t>
-      </w:r>
-      <w:r>
-        <w:rPr>
-          <w:bCs/>
-          <w:iCs/>
-          <w:sz w:val="26"/>
-          <w:szCs w:val="26"/>
-        </w:rPr>
-        <w:t xml:space="preserve"> </w:t>
-      </w:r>
-      <w:r>
-        <w:rPr>
-          <w:bCs/>
-          <w:iCs/>
-          <w:sz w:val="26"/>
-          <w:szCs w:val="26"/>
-        </w:rPr>
-        <w:t xml:space="preserve">chúng </w:t>
-      </w:r>
-      <w:r>
-        <w:rPr>
-          <w:bCs/>
-          <w:iCs/>
-          <w:sz w:val="26"/>
-          <w:szCs w:val="26"/>
-        </w:rPr>
-        <w:t xml:space="preserve">tôi đồng ý tiếp tục sử dụng tài sản đã thế chấp theo </w:t>
-      </w:r>
-      <w:r>
-        <w:rPr>
-          <w:bCs/>
-          <w:iCs/>
-          <w:sz w:val="26"/>
-          <w:szCs w:val="26"/>
-        </w:rPr>
-        <w:t>[SĐ.Tên HĐ thế chấp]</w:t>
-      </w:r>
-      <w:r>
-        <w:rPr>
-          <w:bCs/>
-          <w:iCs/>
-          <w:sz w:val="26"/>
-          <w:szCs w:val="26"/>
-        </w:rPr>
-        <w:t xml:space="preserve"> số </w:t>
-      </w:r>
-      <w:r>
-        <w:rPr>
-          <w:bCs/>
-          <w:iCs/>
-          <w:sz w:val="26"/>
-          <w:szCs w:val="26"/>
-        </w:rPr>
-        <w:t xml:space="preserve">[SĐ.Số HĐ thế chấp] </w:t>
-      </w:r>
-      <w:r>
-        <w:rPr>
-          <w:bCs/>
-          <w:iCs/>
-          <w:sz w:val="26"/>
-          <w:szCs w:val="26"/>
-        </w:rPr>
-        <w:t xml:space="preserve">ký ngày </w:t>
-      </w:r>
-      <w:r>
-        <w:rPr>
-          <w:sz w:val="26"/>
-          <w:szCs w:val="28"/>
-        </w:rPr>
-        <w:t>[SĐ.Ngày ký HĐTC]</w:t>
-      </w:r>
-      <w:r>
-        <w:rPr>
-          <w:bCs/>
-          <w:iCs/>
-          <w:sz w:val="26"/>
-          <w:szCs w:val="26"/>
-        </w:rPr>
-        <w:t xml:space="preserve"> </w:t>
-      </w:r>
-      <w:r>
-        <w:rPr>
-          <w:bCs/>
-          <w:iCs/>
-          <w:sz w:val="26"/>
-          <w:szCs w:val="26"/>
-        </w:rPr>
-        <w:t xml:space="preserve">để đảm bảo cho các khoản vay của ông/bà </w:t>
-      </w:r>
-      <w:r>
-        <w:rPr>
-          <w:b/>
-          <w:bCs/>
-          <w:iCs/>
-          <w:sz w:val="26"/>
-          <w:szCs w:val="26"/>
-        </w:rPr>
-        <w:t xml:space="preserve">[Tên khách hàng] - </w:t>
-      </w:r>
-      <w:r>
-        <w:rPr>
-          <w:b/>
-          <w:sz w:val="26"/>
-          <w:szCs w:val="26"/>
-          <w:lang w:val="es-MX"/>
-        </w:rPr>
-        <w:t>[</w:t>
-      </w:r>
-      <w:r>
-        <w:rPr>
-          <w:b/>
-          <w:sz w:val="26"/>
-          <w:szCs w:val="26"/>
-          <w:lang w:val="es-MX"/>
-        </w:rPr>
-        <w:t>TV</w:t>
-      </w:r>
-      <w:r>
-        <w:rPr>
-          <w:b/>
-          <w:sz w:val="26"/>
-          <w:szCs w:val="26"/>
-          <w:lang w:val="es-MX"/>
-        </w:rPr>
-        <w:t>.Họ và tên]</w:t>
-      </w:r>
-      <w:r>
-        <w:rPr>
-          <w:bCs/>
-          <w:iCs/>
-          <w:sz w:val="26"/>
-          <w:szCs w:val="26"/>
-        </w:rPr>
-        <w:t xml:space="preserve"> </w:t>
-      </w:r>
-      <w:r>
-        <w:rPr>
-          <w:bCs/>
-          <w:iCs/>
-          <w:sz w:val="26"/>
-          <w:szCs w:val="26"/>
-        </w:rPr>
-        <w:t xml:space="preserve">tại </w:t>
-      </w:r>
-      <w:r>
-        <w:rPr>
-          <w:bCs/>
-          <w:iCs/>
-          <w:sz w:val="26"/>
-          <w:szCs w:val="26"/>
-        </w:rPr>
-        <w:t xml:space="preserve">Agribank </w:t>
-      </w:r>
-      <w:r>
-        <w:rPr>
-          <w:sz w:val="26"/>
-          <w:szCs w:val="26"/>
-        </w:rPr>
-        <w:t>[Tên chi nhánh/PGD]</w:t>
-      </w:r>
-      <w:r>
-        <w:rPr>
-          <w:bCs/>
-          <w:iCs/>
-          <w:sz w:val="26"/>
-          <w:szCs w:val="26"/>
-        </w:rPr>
-        <w:t xml:space="preserve"> và các chi phí khác (nếu có) bao gồm: lãi trong hạn, lãi quá hạn, các khoản phí và chi phí khác.</w:t>
-      </w:r>
-    </w:p>
-    <w:p>
-      <w:pPr>
-        <w:tabs>
-          <w:tab w:val="left" w:pos="0"/>
-        </w:tabs>
-        <w:spacing w:line="276" w:lineRule="auto"/>
-        <w:ind w:firstLine="567"/>
-        <w:contextualSpacing/>
-        <w:jc w:val="both"/>
-        <w:rPr>
-          <w:bCs/>
-          <w:iCs/>
-          <w:sz w:val="26"/>
-          <w:szCs w:val="26"/>
-        </w:rPr>
-      </w:pPr>
-      <w:r>
-        <w:rPr>
-          <w:sz w:val="26"/>
-          <w:szCs w:val="26"/>
-        </w:rPr>
-        <w:t>Trong trường hợp</w:t>
-      </w:r>
-      <w:r>
-        <w:rPr>
-          <w:b/>
-          <w:sz w:val="26"/>
-          <w:szCs w:val="26"/>
-        </w:rPr>
-        <w:t xml:space="preserve"> </w:t>
-      </w:r>
-      <w:r>
-        <w:rPr>
-          <w:bCs/>
-          <w:iCs/>
-          <w:sz w:val="26"/>
-          <w:szCs w:val="26"/>
-        </w:rPr>
-        <w:t xml:space="preserve">ông/bà </w:t>
-      </w:r>
-      <w:r>
-        <w:rPr>
-          <w:b/>
-          <w:bCs/>
-          <w:iCs/>
-          <w:sz w:val="26"/>
-          <w:szCs w:val="26"/>
-        </w:rPr>
-        <w:t xml:space="preserve">[Tên khách hàng] - </w:t>
-      </w:r>
-      <w:r>
-        <w:rPr>
-          <w:b/>
-          <w:sz w:val="26"/>
-          <w:szCs w:val="26"/>
-          <w:lang w:val="es-MX"/>
-        </w:rPr>
-        <w:t>[</w:t>
-      </w:r>
-      <w:r>
-        <w:rPr>
-          <w:b/>
-          <w:sz w:val="26"/>
-          <w:szCs w:val="26"/>
-          <w:lang w:val="es-MX"/>
-        </w:rPr>
-        <w:t>TV</w:t>
-      </w:r>
-      <w:r>
-        <w:rPr>
-          <w:b/>
-          <w:sz w:val="26"/>
-          <w:szCs w:val="26"/>
-          <w:lang w:val="es-MX"/>
-        </w:rPr>
-        <w:t>.Họ và tên]</w:t>
-      </w:r>
-      <w:r>
-        <w:rPr>
-          <w:bCs/>
-          <w:iCs/>
-          <w:sz w:val="26"/>
-          <w:szCs w:val="26"/>
-        </w:rPr>
-        <w:t xml:space="preserve"> </w:t>
-      </w:r>
-      <w:r>
-        <w:rPr>
-          <w:bCs/>
-          <w:iCs/>
-          <w:sz w:val="26"/>
-          <w:szCs w:val="26"/>
-        </w:rPr>
-        <w:t>k</w:t>
-      </w:r>
-      <w:r>
-        <w:rPr>
-          <w:bCs/>
-          <w:iCs/>
-          <w:sz w:val="26"/>
-          <w:szCs w:val="26"/>
-        </w:rPr>
-        <w:t xml:space="preserve">hông thực hiện được nghĩa vụ trả nợ, </w:t>
-      </w:r>
-      <w:r>
-        <w:rPr>
-          <w:bCs/>
-          <w:iCs/>
-          <w:sz w:val="26"/>
-          <w:szCs w:val="26"/>
-        </w:rPr>
-        <w:t>Chúng tôi</w:t>
-      </w:r>
-      <w:r>
-        <w:rPr>
-          <w:bCs/>
-          <w:iCs/>
-          <w:sz w:val="26"/>
-          <w:szCs w:val="26"/>
-        </w:rPr>
-        <w:t xml:space="preserve"> đồng ý giao tài sản được nêu tại </w:t>
-      </w:r>
-      <w:r>
-        <w:rPr>
-          <w:b/>
-          <w:bCs/>
-          <w:iCs/>
-          <w:sz w:val="26"/>
-          <w:szCs w:val="26"/>
-        </w:rPr>
-        <w:t xml:space="preserve">[Tên khách hàng] - </w:t>
-      </w:r>
-      <w:r>
-        <w:rPr>
-          <w:b/>
-          <w:sz w:val="26"/>
-          <w:szCs w:val="26"/>
-          <w:lang w:val="es-MX"/>
-        </w:rPr>
-        <w:t>[</w:t>
-      </w:r>
-      <w:r>
-        <w:rPr>
-          <w:b/>
-          <w:sz w:val="26"/>
-          <w:szCs w:val="26"/>
-          <w:lang w:val="es-MX"/>
-        </w:rPr>
-        <w:t>TV</w:t>
-      </w:r>
-      <w:r>
-        <w:rPr>
-          <w:b/>
-          <w:sz w:val="26"/>
-          <w:szCs w:val="26"/>
-          <w:lang w:val="es-MX"/>
-        </w:rPr>
-        <w:t>.Họ và tên]</w:t>
-      </w:r>
-      <w:r>
-        <w:rPr>
-          <w:bCs/>
-          <w:iCs/>
-          <w:sz w:val="26"/>
-          <w:szCs w:val="26"/>
-        </w:rPr>
-        <w:t xml:space="preserve"> </w:t>
-      </w:r>
-      <w:r>
-        <w:rPr>
-          <w:bCs/>
-          <w:iCs/>
-          <w:sz w:val="26"/>
-          <w:szCs w:val="26"/>
-        </w:rPr>
-        <w:t>cho</w:t>
-      </w:r>
-      <w:r>
-        <w:rPr>
-          <w:bCs/>
-          <w:iCs/>
-          <w:sz w:val="26"/>
-          <w:szCs w:val="26"/>
-        </w:rPr>
-        <w:t xml:space="preserve"> </w:t>
-      </w:r>
-      <w:r>
-        <w:rPr>
-          <w:bCs/>
-          <w:iCs/>
-          <w:sz w:val="26"/>
-          <w:szCs w:val="26"/>
-        </w:rPr>
-        <w:t xml:space="preserve">Agribank </w:t>
-      </w:r>
-      <w:r>
-        <w:rPr>
-          <w:sz w:val="26"/>
-          <w:szCs w:val="26"/>
-        </w:rPr>
-        <w:t xml:space="preserve">[Tên chi nhánh/PGD] </w:t>
-      </w:r>
-      <w:r>
-        <w:rPr>
-          <w:bCs/>
-          <w:iCs/>
-          <w:sz w:val="26"/>
-          <w:szCs w:val="26"/>
-        </w:rPr>
-        <w:t xml:space="preserve">được xử lý theo các điều khoản đã nêu trong hợp đồng thế chấp. </w:t>
-      </w:r>
-    </w:p>
-    <w:p>
-      <w:pPr>
-        <w:spacing w:line="276" w:lineRule="auto"/>
-        <w:ind w:firstLine="720"/>
-        <w:contextualSpacing/>
-        <w:jc w:val="both"/>
-        <w:rPr>
-          <w:bCs/>
-          <w:sz w:val="26"/>
-          <w:szCs w:val="26"/>
-        </w:rPr>
-      </w:pPr>
-      <w:r>
-        <w:rPr>
-          <w:bCs/>
-          <w:sz w:val="26"/>
-          <w:szCs w:val="26"/>
-        </w:rPr>
-        <w:t>Chúng tôi xin chân thành cảm ơn!</w:t>
-      </w:r>
-    </w:p>
-    <w:p>
-      <w:pPr>
-        <w:spacing w:line="276" w:lineRule="auto"/>
-        <w:ind w:firstLine="720"/>
-        <w:contextualSpacing/>
-        <w:jc w:val="both"/>
-        <w:rPr>
-          <w:bCs/>
-          <w:iCs/>
-          <w:sz w:val="26"/>
-          <w:szCs w:val="26"/>
-        </w:rPr>
-      </w:pPr>
-    </w:p>
-    <w:p>
-      <w:pPr>
-        <w:spacing w:line="276" w:lineRule="auto"/>
-        <w:contextualSpacing/>
-        <w:jc w:val="center"/>
-        <w:rPr>
-          <w:bCs/>
-          <w:iCs/>
-          <w:sz w:val="26"/>
-          <w:szCs w:val="26"/>
-        </w:rPr>
-      </w:pPr>
-      <w:r>
-        <w:rPr>
-          <w:b/>
-          <w:bCs/>
-          <w:iCs/>
-          <w:sz w:val="26"/>
-          <w:szCs w:val="26"/>
-        </w:rPr>
-        <w:t>CÁC THÀNH VIÊN SỞ HỮU TÀI SẢN THỐNG NHẤT KÝ VÀ GHI RÕ HỌ TÊN</w:t>
-      </w:r>
-    </w:p>
-    <w:p>
-      <w:pPr>
-        <w:spacing w:line="276" w:lineRule="auto"/>
-        <w:contextualSpacing/>
-        <w:rPr>
-          <w:bCs/>
-          <w:iCs/>
-          <w:sz w:val="26"/>
-          <w:szCs w:val="26"/>
-        </w:rPr>
-      </w:pPr>
-      <w:r>
-        <w:rPr>
-          <w:b/>
-          <w:bCs/>
-          <w:iCs/>
-          <w:sz w:val="26"/>
-          <w:szCs w:val="26"/>
-        </w:rPr>
-        <w:lastRenderedPageBreak/>
         <w:t xml:space="preserve">      </w:t>
       </w:r>
     </w:p>
